--- a/ABOUT ME.docx
+++ b/ABOUT ME.docx
@@ -1,6 +1,6 @@
 
 <file path=word/document.xml><?xml version="1.0" encoding="utf-8"?>
-<w:document xmlns:wpc="http://schemas.microsoft.com/office/word/2010/wordprocessingCanvas" xmlns:cx="http://schemas.microsoft.com/office/drawing/2014/chartex" xmlns:cx1="http://schemas.microsoft.com/office/drawing/2015/9/8/chartex" xmlns:cx2="http://schemas.microsoft.com/office/drawing/2015/10/21/chartex" xmlns:cx3="http://schemas.microsoft.com/office/drawing/2016/5/9/chartex" xmlns:cx4="http://schemas.microsoft.com/office/drawing/2016/5/10/chartex" xmlns:cx5="http://schemas.microsoft.com/office/drawing/2016/5/11/chartex" xmlns:cx6="http://schemas.microsoft.com/office/drawing/2016/5/12/chartex" xmlns:cx7="http://schemas.microsoft.com/office/drawing/2016/5/13/chartex" xmlns:cx8="http://schemas.microsoft.com/office/drawing/2016/5/14/chartex" xmlns:mc="http://schemas.openxmlformats.org/markup-compatibility/2006" xmlns:aink="http://schemas.microsoft.com/office/drawing/2016/ink" xmlns:am3d="http://schemas.microsoft.com/office/drawing/2017/model3d" xmlns:o="urn:schemas-microsoft-com:office:office" xmlns:oel="http://schemas.microsoft.com/office/2019/extlst" xmlns:r="http://schemas.openxmlformats.org/officeDocument/2006/relationships" xmlns:m="http://schemas.openxmlformats.org/officeDocument/2006/math" xmlns:v="urn:schemas-microsoft-com:vml" xmlns:wp14="http://schemas.microsoft.com/office/word/2010/wordprocessingDrawing" xmlns:wp="http://schemas.openxmlformats.org/drawingml/2006/wordprocessingDrawing" xmlns:w10="urn:schemas-microsoft-com:office:word" xmlns:w="http://schemas.openxmlformats.org/wordprocessingml/2006/main" xmlns:w14="http://schemas.microsoft.com/office/word/2010/wordml" xmlns:w15="http://schemas.microsoft.com/office/word/2012/wordml" xmlns:w16cex="http://schemas.microsoft.com/office/word/2018/wordml/cex" xmlns:w16cid="http://schemas.microsoft.com/office/word/2016/wordml/cid" xmlns:w16="http://schemas.microsoft.com/office/word/2018/wordml" xmlns:w16du="http://schemas.microsoft.com/office/word/2023/wordml/word16du" xmlns:w16sdtdh="http://schemas.microsoft.com/office/word/2020/wordml/sdtdatahash" xmlns:w16se="http://schemas.microsoft.com/office/word/2015/wordml/symex" xmlns:wpg="http://schemas.microsoft.com/office/word/2010/wordprocessingGroup" xmlns:wpi="http://schemas.microsoft.com/office/word/2010/wordprocessingInk" xmlns:wne="http://schemas.microsoft.com/office/word/2006/wordml" xmlns:wps="http://schemas.microsoft.com/office/word/2010/wordprocessingShape" mc:Ignorable="w14 w15 w16se w16cid w16 w16cex w16sdtdh w16du wp14">
+<w:document xmlns:wpc="http://schemas.microsoft.com/office/word/2010/wordprocessingCanvas" xmlns:cx="http://schemas.microsoft.com/office/drawing/2014/chartex" xmlns:mc="http://schemas.openxmlformats.org/markup-compatibility/2006" xmlns:o="urn:schemas-microsoft-com:office:office" xmlns:r="http://schemas.openxmlformats.org/officeDocument/2006/relationships" xmlns:m="http://schemas.openxmlformats.org/officeDocument/2006/math" xmlns:v="urn:schemas-microsoft-com:vml" xmlns:wp14="http://schemas.microsoft.com/office/word/2010/wordprocessingDrawing" xmlns:wp="http://schemas.openxmlformats.org/drawingml/2006/wordprocessingDrawing" xmlns:w10="urn:schemas-microsoft-com:office:word" xmlns:w="http://schemas.openxmlformats.org/wordprocessingml/2006/main" xmlns:w14="http://schemas.microsoft.com/office/word/2010/wordml" xmlns:w15="http://schemas.microsoft.com/office/word/2012/wordml" xmlns:w16se="http://schemas.microsoft.com/office/word/2015/wordml/symex" xmlns:wpg="http://schemas.microsoft.com/office/word/2010/wordprocessingGroup" xmlns:wpi="http://schemas.microsoft.com/office/word/2010/wordprocessingInk" xmlns:wne="http://schemas.microsoft.com/office/word/2006/wordml" xmlns:wps="http://schemas.microsoft.com/office/word/2010/wordprocessingShape" mc:Ignorable="w14 w15 w16se wp14">
   <w:body>
     <w:p>
       <w:pPr>
@@ -16,6 +16,203 @@
           <w:color w:val="0D0D0D"/>
           <w:shd w:val="clear" w:color="auto" w:fill="FFFFFF"/>
         </w:rPr>
+        <w:t>NEW</w:t>
+      </w:r>
+    </w:p>
+    <w:p>
+      <w:pPr>
+        <w:spacing w:after="0"/>
+        <w:jc w:val="both"/>
+        <w:rPr>
+          <w:color w:val="0D0D0D"/>
+          <w:shd w:val="clear" w:color="auto" w:fill="FFFFFF"/>
+        </w:rPr>
+      </w:pPr>
+    </w:p>
+    <w:p>
+      <w:pPr>
+        <w:spacing w:after="0"/>
+        <w:jc w:val="both"/>
+        <w:rPr>
+          <w:color w:val="0D0D0D"/>
+          <w:shd w:val="clear" w:color="auto" w:fill="FFFFFF"/>
+          <w:lang w:val="en-US"/>
+        </w:rPr>
+      </w:pPr>
+      <w:r>
+        <w:rPr>
+          <w:color w:val="0D0D0D"/>
+          <w:shd w:val="clear" w:color="auto" w:fill="FFFFFF"/>
+          <w:lang w:val="en-US"/>
+        </w:rPr>
+        <w:t xml:space="preserve">I am a results-driven engineering professional and certified Project Management Professional (PMP) with over seven years of experience spanning the energy sector, infrastructure development, project management, geospatial technologies, and academia. I hold a bachelor's degree in Mechanical Engineering and a master's degree in Geographic Information Science from the University of Minnesota, Twin Cities. My multidisciplinary background enables me to combine engineering expertise, analytical thinking, and project management skills to address complex challenges and deliver practical solutions. </w:t>
+      </w:r>
+    </w:p>
+    <w:p>
+      <w:pPr>
+        <w:spacing w:after="0"/>
+        <w:jc w:val="both"/>
+        <w:rPr>
+          <w:color w:val="0D0D0D"/>
+          <w:shd w:val="clear" w:color="auto" w:fill="FFFFFF"/>
+          <w:lang w:val="en-US"/>
+        </w:rPr>
+      </w:pPr>
+    </w:p>
+    <w:p>
+      <w:pPr>
+        <w:spacing w:after="0"/>
+        <w:jc w:val="both"/>
+        <w:rPr>
+          <w:color w:val="0D0D0D"/>
+          <w:shd w:val="clear" w:color="auto" w:fill="FFFFFF"/>
+          <w:lang w:val="en-US"/>
+        </w:rPr>
+      </w:pPr>
+      <w:r>
+        <w:rPr>
+          <w:color w:val="0D0D0D"/>
+          <w:shd w:val="clear" w:color="auto" w:fill="FFFFFF"/>
+          <w:lang w:val="en-US"/>
+        </w:rPr>
+        <w:t xml:space="preserve">Currently, I work as a Project Manager at United Energy Pakistan (UEP), where I manage multidisciplinary engineering projects, coordinate with diverse stakeholders, and contribute to strategic planning and operational improvements. Previously, I served as a Dean's Fellow at Habib University, teaching Renewable Energy and mentoring students. My professional journey also includes working with the City of Minneapolis on geospatial infrastructure analysis and with Sui Southern Gas Company (SSGC) on pipeline integrity, maintenance, and GIS-based asset management. </w:t>
+      </w:r>
+    </w:p>
+    <w:p>
+      <w:pPr>
+        <w:spacing w:after="0"/>
+        <w:jc w:val="both"/>
+        <w:rPr>
+          <w:color w:val="0D0D0D"/>
+          <w:shd w:val="clear" w:color="auto" w:fill="FFFFFF"/>
+          <w:lang w:val="en-US"/>
+        </w:rPr>
+      </w:pPr>
+    </w:p>
+    <w:p>
+      <w:pPr>
+        <w:spacing w:after="0"/>
+        <w:jc w:val="both"/>
+        <w:rPr>
+          <w:color w:val="0D0D0D"/>
+          <w:shd w:val="clear" w:color="auto" w:fill="FFFFFF"/>
+          <w:lang w:val="en-US"/>
+        </w:rPr>
+      </w:pPr>
+      <w:r>
+        <w:rPr>
+          <w:color w:val="0D0D0D"/>
+          <w:shd w:val="clear" w:color="auto" w:fill="FFFFFF"/>
+          <w:lang w:val="en-US"/>
+        </w:rPr>
+        <w:t xml:space="preserve">Throughout my career, I have developed a strong foundation in technical problem-solving, leadership, project execution, and data-driven decision-making. I am particularly interested in integrating engineering, geospatial technologies, and digital innovation to improve infrastructure efficiency, optimize resources, and support sustainable development. </w:t>
+      </w:r>
+    </w:p>
+    <w:p>
+      <w:pPr>
+        <w:spacing w:after="0"/>
+        <w:jc w:val="both"/>
+        <w:rPr>
+          <w:color w:val="0D0D0D"/>
+          <w:shd w:val="clear" w:color="auto" w:fill="FFFFFF"/>
+          <w:lang w:val="en-US"/>
+        </w:rPr>
+      </w:pPr>
+    </w:p>
+    <w:p>
+      <w:pPr>
+        <w:spacing w:after="0"/>
+        <w:jc w:val="both"/>
+        <w:rPr>
+          <w:color w:val="0D0D0D"/>
+          <w:shd w:val="clear" w:color="auto" w:fill="FFFFFF"/>
+          <w:lang w:val="en-US"/>
+        </w:rPr>
+      </w:pPr>
+      <w:bookmarkStart w:id="0" w:name="_GoBack"/>
+      <w:r>
+        <w:rPr>
+          <w:color w:val="0D0D0D"/>
+          <w:shd w:val="clear" w:color="auto" w:fill="FFFFFF"/>
+          <w:lang w:val="en-US"/>
+        </w:rPr>
+        <w:t>I value continuous learning, meaningful collaboration, and opportunities to take on new challenges that create lasting professional and societal impact.</w:t>
+      </w:r>
+    </w:p>
+    <w:bookmarkEnd w:id="0"/>
+    <w:p>
+      <w:pPr>
+        <w:spacing w:after="0"/>
+        <w:jc w:val="both"/>
+        <w:rPr>
+          <w:color w:val="0D0D0D"/>
+          <w:shd w:val="clear" w:color="auto" w:fill="FFFFFF"/>
+        </w:rPr>
+      </w:pPr>
+    </w:p>
+    <w:p>
+      <w:pPr>
+        <w:spacing w:after="0"/>
+        <w:jc w:val="both"/>
+        <w:rPr>
+          <w:color w:val="0D0D0D"/>
+          <w:shd w:val="clear" w:color="auto" w:fill="FFFFFF"/>
+        </w:rPr>
+      </w:pPr>
+    </w:p>
+    <w:p>
+      <w:pPr>
+        <w:spacing w:after="0"/>
+        <w:jc w:val="both"/>
+        <w:rPr>
+          <w:color w:val="0D0D0D"/>
+          <w:shd w:val="clear" w:color="auto" w:fill="FFFFFF"/>
+        </w:rPr>
+      </w:pPr>
+    </w:p>
+    <w:p>
+      <w:pPr>
+        <w:spacing w:after="0"/>
+        <w:jc w:val="both"/>
+        <w:rPr>
+          <w:color w:val="0D0D0D"/>
+          <w:shd w:val="clear" w:color="auto" w:fill="FFFFFF"/>
+        </w:rPr>
+      </w:pPr>
+    </w:p>
+    <w:p>
+      <w:pPr>
+        <w:spacing w:after="0"/>
+        <w:jc w:val="both"/>
+        <w:rPr>
+          <w:color w:val="0D0D0D"/>
+          <w:shd w:val="clear" w:color="auto" w:fill="FFFFFF"/>
+          <w:lang w:val="en-US"/>
+        </w:rPr>
+      </w:pPr>
+      <w:r>
+        <w:rPr>
+          <w:color w:val="0D0D0D"/>
+          <w:shd w:val="clear" w:color="auto" w:fill="FFFFFF"/>
+          <w:lang w:val="en-US"/>
+        </w:rPr>
+        <w:t>OLD</w:t>
+      </w:r>
+    </w:p>
+    <w:p>
+      <w:pPr>
+        <w:spacing w:after="0"/>
+        <w:jc w:val="both"/>
+        <w:rPr>
+          <w:color w:val="0D0D0D"/>
+          <w:shd w:val="clear" w:color="auto" w:fill="FFFFFF"/>
+        </w:rPr>
+      </w:pPr>
+      <w:r>
+        <w:rPr>
+          <w:color w:val="0D0D0D"/>
+          <w:shd w:val="clear" w:color="auto" w:fill="FFFFFF"/>
+        </w:rPr>
         <w:t>I am a dedicated and driven individual,</w:t>
       </w:r>
       <w:r>
@@ -30,23 +227,7 @@
           <w:color w:val="0D0D0D"/>
           <w:shd w:val="clear" w:color="auto" w:fill="FFFFFF"/>
         </w:rPr>
-        <w:t xml:space="preserve">ith a </w:t>
-      </w:r>
-      <w:proofErr w:type="gramStart"/>
-      <w:r>
-        <w:rPr>
-          <w:color w:val="0D0D0D"/>
-          <w:shd w:val="clear" w:color="auto" w:fill="FFFFFF"/>
-        </w:rPr>
-        <w:t>bachelor’s degree in Mechanical Engineering</w:t>
-      </w:r>
-      <w:proofErr w:type="gramEnd"/>
-      <w:r>
-        <w:rPr>
-          <w:color w:val="0D0D0D"/>
-          <w:shd w:val="clear" w:color="auto" w:fill="FFFFFF"/>
-        </w:rPr>
-        <w:t xml:space="preserve"> and a master's degree in Geographic Information Science from the University of Minnesota, Twin Cities</w:t>
+        <w:t>ith a bachelor’s degree in Mechanical Engineering and a master's degree in Geographic Information Science from the University of Minnesota, Twin Cities</w:t>
       </w:r>
       <w:r>
         <w:rPr>
@@ -95,21 +276,7 @@
           <w:color w:val="0D0D0D"/>
           <w:shd w:val="clear" w:color="auto" w:fill="FFFFFF"/>
         </w:rPr>
-        <w:t xml:space="preserve"> solid foundation, blending the precision of engineering with the spatial intelligence of geospatial technologies. Building upon this foundation, I am eager to delve deeper into the field of </w:t>
-      </w:r>
-      <w:r>
-        <w:rPr>
-          <w:color w:val="0D0D0D"/>
-          <w:shd w:val="clear" w:color="auto" w:fill="FFFFFF"/>
-        </w:rPr>
-        <w:t>natural resources management</w:t>
-      </w:r>
-      <w:r>
-        <w:rPr>
-          <w:color w:val="0D0D0D"/>
-          <w:shd w:val="clear" w:color="auto" w:fill="FFFFFF"/>
-        </w:rPr>
-        <w:t>, exploring complex spatial relationships and contributing to the advancement of knowledge in this dynamic and interdisciplinary domain.</w:t>
+        <w:t xml:space="preserve"> solid foundation, blending the precision of engineering with the spatial intelligence of geospatial technologies. Building upon this foundation, I am eager to delve deeper into the field of natural resources management, exploring complex spatial relationships and contributing to the advancement of knowledge in this dynamic and interdisciplinary domain.</w:t>
       </w:r>
     </w:p>
     <w:p>
@@ -119,7 +286,6 @@
           <w:color w:val="0D0D0D"/>
           <w:kern w:val="2"/>
           <w:shd w:val="clear" w:color="auto" w:fill="FFFFFF"/>
-          <w:lang w:val="en-PK"/>
         </w:rPr>
       </w:pPr>
     </w:p>
@@ -144,7 +310,15 @@
           <w:color w:val="0D0D0D"/>
           <w:shd w:val="clear" w:color="auto" w:fill="FFFFFF"/>
         </w:rPr>
-        <w:t>I also gained extensive experience in conducting technical evaluations and inspections of pressure gauges, electrodes, gaskets, and pipes sourced from various vendors, consistently upholding the highest standards of quality and reliability.</w:t>
+        <w:t xml:space="preserve">I also gained extensive experience in conducting technical evaluations </w:t>
+      </w:r>
+      <w:r>
+        <w:rPr>
+          <w:color w:val="0D0D0D"/>
+          <w:shd w:val="clear" w:color="auto" w:fill="FFFFFF"/>
+        </w:rPr>
+        <w:lastRenderedPageBreak/>
+        <w:t>and inspections of pressure gauges, electrodes, gaskets, and pipes sourced from various vendors, consistently upholding the highest standards of quality and reliability.</w:t>
       </w:r>
       <w:r>
         <w:rPr>
@@ -158,14 +332,7 @@
           <w:color w:val="0D0D0D"/>
           <w:shd w:val="clear" w:color="auto" w:fill="FFFFFF"/>
         </w:rPr>
-        <w:t>Through orchestrating comprehensive training sessions on the integration of GIS in pipeline maintenance work, I've not only honed my own skills but have also empowered my team to leverage this powerful tool to its fullest potential.</w:t>
-      </w:r>
-      <w:r>
-        <w:rPr>
-          <w:color w:val="0D0D0D"/>
-          <w:shd w:val="clear" w:color="auto" w:fill="FFFFFF"/>
-        </w:rPr>
-        <w:t xml:space="preserve"> </w:t>
+        <w:t xml:space="preserve">Through orchestrating comprehensive training sessions on the integration of GIS in pipeline maintenance work, I've not only honed my own skills but have also empowered my team to leverage this powerful tool to its fullest potential. </w:t>
       </w:r>
       <w:r>
         <w:rPr>
@@ -241,42 +408,7 @@
           <w:color w:val="0D0D0D"/>
           <w:shd w:val="clear" w:color="auto" w:fill="FFFFFF"/>
         </w:rPr>
-        <w:t xml:space="preserve"> </w:t>
-      </w:r>
-      <w:r>
-        <w:rPr>
-          <w:color w:val="0D0D0D"/>
-          <w:shd w:val="clear" w:color="auto" w:fill="FFFFFF"/>
-        </w:rPr>
-        <w:t>The project involved data wrangling, analysis</w:t>
-      </w:r>
-      <w:r>
-        <w:rPr>
-          <w:color w:val="0D0D0D"/>
-          <w:shd w:val="clear" w:color="auto" w:fill="FFFFFF"/>
-        </w:rPr>
-        <w:t xml:space="preserve">, </w:t>
-      </w:r>
-      <w:r>
-        <w:rPr>
-          <w:color w:val="0D0D0D"/>
-          <w:shd w:val="clear" w:color="auto" w:fill="FFFFFF"/>
-        </w:rPr>
-        <w:t>historical map analysis, image georeferencing, and creating a GIS database from various sources that includes USGS.</w:t>
-      </w:r>
-      <w:r>
-        <w:rPr>
-          <w:color w:val="0D0D0D"/>
-          <w:shd w:val="clear" w:color="auto" w:fill="FFFFFF"/>
-        </w:rPr>
-        <w:t xml:space="preserve"> </w:t>
-      </w:r>
-      <w:r>
-        <w:rPr>
-          <w:color w:val="0D0D0D"/>
-          <w:shd w:val="clear" w:color="auto" w:fill="FFFFFF"/>
-        </w:rPr>
-        <w:t>Additionally, I implemented Python scripting to build an ETL, automating geoprocessing tasks for a faster, more efficient, and scalable analysis making it easier to repeat with updated data.</w:t>
+        <w:t xml:space="preserve"> The project involved data wrangling, analysis, historical map analysis, image georeferencing, and creating a GIS database from various sources that includes USGS. Additionally, I implemented Python scripting to build an ETL, automating geoprocessing tasks for a faster, more efficient, and scalable analysis making it easier to repeat with updated data.</w:t>
       </w:r>
       <w:r>
         <w:rPr>
@@ -290,14 +422,7 @@
           <w:color w:val="0D0D0D"/>
           <w:shd w:val="clear" w:color="auto" w:fill="FFFFFF"/>
         </w:rPr>
-        <w:t>my</w:t>
-      </w:r>
-      <w:r>
-        <w:rPr>
-          <w:color w:val="0D0D0D"/>
-          <w:shd w:val="clear" w:color="auto" w:fill="FFFFFF"/>
-        </w:rPr>
-        <w:t xml:space="preserve"> research interests are anchored in deterministic suitability analysis, a field where I believe GIS plays an important role in systematically selecting optimal locations for projects based on certain criteria and preferences. This approach, applied in engineering contexts, addresses challenges by considering factors such as environmental considerations, infrastructure planning, and logistical efficiency.</w:t>
+        <w:t>my research interests are anchored in deterministic suitability analysis, a field where I believe GIS plays an important role in systematically selecting optimal locations for projects based on certain criteria and preferences. This approach, applied in engineering contexts, addresses challenges by considering factors such as environmental considerations, infrastructure planning, and logistical efficiency.</w:t>
       </w:r>
     </w:p>
     <w:p>
@@ -323,7 +448,6 @@
         <w:jc w:val="both"/>
       </w:pPr>
       <w:r>
-        <w:lastRenderedPageBreak/>
         <w:br/>
       </w:r>
     </w:p>
@@ -338,7 +462,7 @@
 </file>
 
 <file path=word/styles.xml><?xml version="1.0" encoding="utf-8"?>
-<w:styles xmlns:mc="http://schemas.openxmlformats.org/markup-compatibility/2006" xmlns:r="http://schemas.openxmlformats.org/officeDocument/2006/relationships" xmlns:w="http://schemas.openxmlformats.org/wordprocessingml/2006/main" xmlns:w14="http://schemas.microsoft.com/office/word/2010/wordml" xmlns:w15="http://schemas.microsoft.com/office/word/2012/wordml" xmlns:w16cex="http://schemas.microsoft.com/office/word/2018/wordml/cex" xmlns:w16cid="http://schemas.microsoft.com/office/word/2016/wordml/cid" xmlns:w16="http://schemas.microsoft.com/office/word/2018/wordml" xmlns:w16du="http://schemas.microsoft.com/office/word/2023/wordml/word16du" xmlns:w16sdtdh="http://schemas.microsoft.com/office/word/2020/wordml/sdtdatahash" xmlns:w16se="http://schemas.microsoft.com/office/word/2015/wordml/symex" mc:Ignorable="w14 w15 w16se w16cid w16 w16cex w16sdtdh w16du">
+<w:styles xmlns:mc="http://schemas.openxmlformats.org/markup-compatibility/2006" xmlns:r="http://schemas.openxmlformats.org/officeDocument/2006/relationships" xmlns:w="http://schemas.openxmlformats.org/wordprocessingml/2006/main" xmlns:w14="http://schemas.microsoft.com/office/word/2010/wordml" xmlns:w15="http://schemas.microsoft.com/office/word/2012/wordml" xmlns:w16se="http://schemas.microsoft.com/office/word/2015/wordml/symex" mc:Ignorable="w14 w15 w16se">
   <w:docDefaults>
     <w:rPrDefault>
       <w:rPr>
@@ -346,7 +470,7 @@
         <w:kern w:val="2"/>
         <w:sz w:val="24"/>
         <w:szCs w:val="24"/>
-        <w:lang w:val="en-PK" w:eastAsia="en-US" w:bidi="ar-SA"/>
+        <w:lang w:eastAsia="en-US" w:bidi="ar-SA"/>
         <w14:ligatures w14:val="standardContextual"/>
       </w:rPr>
     </w:rPrDefault>
@@ -356,7 +480,7 @@
       </w:pPr>
     </w:pPrDefault>
   </w:docDefaults>
-  <w:latentStyles w:defLockedState="0" w:defUIPriority="99" w:defSemiHidden="0" w:defUnhideWhenUsed="0" w:defQFormat="0" w:count="376">
+  <w:latentStyles w:defLockedState="0" w:defUIPriority="99" w:defSemiHidden="0" w:defUnhideWhenUsed="0" w:defQFormat="0" w:count="371">
     <w:lsdException w:name="Normal" w:uiPriority="0" w:qFormat="1"/>
     <w:lsdException w:name="heading 1" w:uiPriority="9" w:qFormat="1"/>
     <w:lsdException w:name="heading 2" w:semiHidden="1" w:uiPriority="9" w:unhideWhenUsed="1" w:qFormat="1"/>
@@ -728,11 +852,6 @@
     <w:lsdException w:name="List Table 5 Dark Accent 6" w:uiPriority="50"/>
     <w:lsdException w:name="List Table 6 Colorful Accent 6" w:uiPriority="51"/>
     <w:lsdException w:name="List Table 7 Colorful Accent 6" w:uiPriority="52"/>
-    <w:lsdException w:name="Mention" w:semiHidden="1" w:unhideWhenUsed="1"/>
-    <w:lsdException w:name="Smart Hyperlink" w:semiHidden="1" w:unhideWhenUsed="1"/>
-    <w:lsdException w:name="Hashtag" w:semiHidden="1" w:unhideWhenUsed="1"/>
-    <w:lsdException w:name="Unresolved Mention" w:semiHidden="1" w:unhideWhenUsed="1"/>
-    <w:lsdException w:name="Smart Link" w:semiHidden="1" w:unhideWhenUsed="1"/>
   </w:latentStyles>
   <w:style w:type="paragraph" w:default="1" w:styleId="Normal">
     <w:name w:val="Normal"/>
@@ -1266,7 +1385,23 @@
     <w:rPr>
       <w:color w:val="000000"/>
       <w:kern w:val="0"/>
-      <w:lang w:val="en-PK"/>
+    </w:rPr>
+  </w:style>
+  <w:style w:type="paragraph" w:styleId="NormalWeb">
+    <w:name w:val="Normal (Web)"/>
+    <w:basedOn w:val="Normal"/>
+    <w:uiPriority w:val="99"/>
+    <w:semiHidden/>
+    <w:unhideWhenUsed/>
+    <w:rsid w:val="000F2EB1"/>
+    <w:pPr>
+      <w:spacing w:before="100" w:beforeAutospacing="1" w:after="100" w:afterAutospacing="1" w:line="240" w:lineRule="auto"/>
+    </w:pPr>
+    <w:rPr>
+      <w:rFonts w:ascii="Times New Roman" w:eastAsia="Times New Roman" w:hAnsi="Times New Roman" w:cs="Times New Roman"/>
+      <w:kern w:val="0"/>
+      <w:lang w:val="en-US"/>
+      <w14:ligatures w14:val="none"/>
     </w:rPr>
   </w:style>
 </w:styles>
